--- a/static/uploads/mau/hopdong/nt1/o3_tro_xuong/hdtv.docx
+++ b/static/uploads/mau/hopdong/nt1/o3_tro_xuong/hdtv.docx
@@ -257,7 +257,7 @@
           <w:p>
             <w:pPr>
               <w:spacing w:before="0"/>
-              <w:jc w:val="center"/>
+              <w:jc w:val="left"/>
               <w:rPr>
                 <w:rFonts w:ascii="Times New Roman" w:hAnsi="Times New Roman"/>
                 <w:i/>
@@ -281,6 +281,7 @@
               </w:rPr>
               <w:t xml:space="preserve">, </w:t>
             </w:r>
+            <w:proofErr w:type="spellStart"/>
             <w:r>
               <w:rPr>
                 <w:rFonts w:ascii="Times New Roman" w:hAnsi="Times New Roman"/>
@@ -288,16 +289,27 @@
                 <w:szCs w:val="24"/>
                 <w:lang w:val="en-US"/>
               </w:rPr>
-              <w:t xml:space="preserve">ngày </w:t>
-            </w:r>
+              <w:t>ngày</w:t>
+            </w:r>
+            <w:proofErr w:type="spellEnd"/>
             <w:r>
               <w:rPr>
                 <w:rFonts w:ascii="Times New Roman" w:hAnsi="Times New Roman"/>
                 <w:i/>
                 <w:szCs w:val="24"/>
+                <w:lang w:val="en-US"/>
+              </w:rPr>
+              <w:t xml:space="preserve"> </w:t>
+            </w:r>
+            <w:r>
+              <w:rPr>
+                <w:rFonts w:ascii="Times New Roman" w:hAnsi="Times New Roman"/>
+                <w:i/>
+                <w:szCs w:val="24"/>
               </w:rPr>
               <w:t>{{ngay</w:t>
             </w:r>
+            <w:proofErr w:type="spellStart"/>
             <w:r>
               <w:rPr>
                 <w:rFonts w:ascii="Times New Roman" w:hAnsi="Times New Roman"/>
@@ -307,6 +319,7 @@
               </w:rPr>
               <w:t>lamhopdong</w:t>
             </w:r>
+            <w:proofErr w:type="spellEnd"/>
             <w:r>
               <w:rPr>
                 <w:rFonts w:ascii="Times New Roman" w:hAnsi="Times New Roman"/>
@@ -322,7 +335,87 @@
                 <w:szCs w:val="24"/>
                 <w:lang w:val="en-US"/>
               </w:rPr>
-              <w:t xml:space="preserve"> tháng {{thanglamfhopdong}} năm {{namlamhopdong}}</w:t>
+              <w:t xml:space="preserve"> </w:t>
+            </w:r>
+            <w:proofErr w:type="spellStart"/>
+            <w:r>
+              <w:rPr>
+                <w:rFonts w:ascii="Times New Roman" w:hAnsi="Times New Roman"/>
+                <w:i/>
+                <w:szCs w:val="24"/>
+                <w:lang w:val="en-US"/>
+              </w:rPr>
+              <w:t>tháng</w:t>
+            </w:r>
+            <w:proofErr w:type="spellEnd"/>
+            <w:r>
+              <w:rPr>
+                <w:rFonts w:ascii="Times New Roman" w:hAnsi="Times New Roman"/>
+                <w:i/>
+                <w:szCs w:val="24"/>
+                <w:lang w:val="en-US"/>
+              </w:rPr>
+              <w:t xml:space="preserve"> {{</w:t>
+            </w:r>
+            <w:proofErr w:type="spellStart"/>
+            <w:r>
+              <w:rPr>
+                <w:rFonts w:ascii="Times New Roman" w:hAnsi="Times New Roman"/>
+                <w:i/>
+                <w:szCs w:val="24"/>
+                <w:lang w:val="en-US"/>
+              </w:rPr>
+              <w:t>thanglamhopdong</w:t>
+            </w:r>
+            <w:proofErr w:type="spellEnd"/>
+            <w:r>
+              <w:rPr>
+                <w:rFonts w:ascii="Times New Roman" w:hAnsi="Times New Roman"/>
+                <w:i/>
+                <w:szCs w:val="24"/>
+                <w:lang w:val="en-US"/>
+              </w:rPr>
+              <w:t xml:space="preserve">}} </w:t>
+            </w:r>
+            <w:proofErr w:type="spellStart"/>
+            <w:r>
+              <w:rPr>
+                <w:rFonts w:ascii="Times New Roman" w:hAnsi="Times New Roman"/>
+                <w:i/>
+                <w:szCs w:val="24"/>
+                <w:lang w:val="en-US"/>
+              </w:rPr>
+              <w:t>năm</w:t>
+            </w:r>
+            <w:proofErr w:type="spellEnd"/>
+            <w:r>
+              <w:rPr>
+                <w:rFonts w:ascii="Times New Roman" w:hAnsi="Times New Roman"/>
+                <w:i/>
+                <w:szCs w:val="24"/>
+                <w:lang w:val="en-US"/>
+              </w:rPr>
+              <w:t xml:space="preserve"> {{</w:t>
+            </w:r>
+            <w:proofErr w:type="spellStart"/>
+            <w:r>
+              <w:rPr>
+                <w:rFonts w:ascii="Times New Roman" w:hAnsi="Times New Roman"/>
+                <w:i/>
+                <w:szCs w:val="24"/>
+                <w:lang w:val="en-US"/>
+              </w:rPr>
+              <w:t>namlamhopdong</w:t>
+            </w:r>
+            <w:proofErr w:type="spellEnd"/>
+            <w:r>
+              <w:rPr>
+                <w:rFonts w:ascii="Times New Roman" w:hAnsi="Times New Roman"/>
+                <w:i/>
+                <w:szCs w:val="24"/>
+                <w:lang w:val="en-US"/>
+              </w:rPr>
+              <w:t>}}</w:t>
             </w:r>
           </w:p>
         </w:tc>
@@ -2397,6 +2490,7 @@
             <w:pPr>
               <w:spacing w:before="0" w:after="0"/>
               <w:ind w:left="0" w:firstLine="0"/>
+              <w:jc w:val="left"/>
               <w:rPr>
                 <w:color w:val="000000"/>
                 <w:szCs w:val="24"/>
@@ -2427,6 +2521,7 @@
           <w:p>
             <w:pPr>
               <w:ind w:left="0" w:firstLine="0"/>
+              <w:jc w:val="left"/>
               <w:rPr>
                 <w:rFonts w:ascii="Times New Roman" w:hAnsi="Times New Roman"/>
                 <w:szCs w:val="24"/>
@@ -7119,6 +7214,9 @@
   <wne:recipientData>
     <wne:active wne:val="1"/>
     <wne:hash wne:val="1707048493"/>
+  </wne:recipientData>
+  <wne:recipientData>
+    <wne:active wne:val="1"/>
   </wne:recipientData>
   <wne:recipientData>
     <wne:active wne:val="1"/>

--- a/static/uploads/mau/hopdong/nt1/o3_tro_xuong/hdtv.docx
+++ b/static/uploads/mau/hopdong/nt1/o3_tro_xuong/hdtv.docx
@@ -307,7 +307,7 @@
                 <w:i/>
                 <w:szCs w:val="24"/>
               </w:rPr>
-              <w:t>{{ngay</w:t>
+              <w:t>{{</w:t>
             </w:r>
             <w:proofErr w:type="spellStart"/>
             <w:r>
@@ -317,6 +317,15 @@
                 <w:szCs w:val="24"/>
                 <w:lang w:val="en-US"/>
               </w:rPr>
+              <w:t>ngay</w:t>
+            </w:r>
+            <w:r>
+              <w:rPr>
+                <w:rFonts w:ascii="Times New Roman" w:hAnsi="Times New Roman"/>
+                <w:i/>
+                <w:szCs w:val="24"/>
+                <w:lang w:val="en-US"/>
+              </w:rPr>
               <w:t>lamhopdong</w:t>
             </w:r>
             <w:proofErr w:type="spellEnd"/>
@@ -355,7 +364,15 @@
                 <w:szCs w:val="24"/>
                 <w:lang w:val="en-US"/>
               </w:rPr>
-              <w:t xml:space="preserve"> {{</w:t>
+              <w:t xml:space="preserve"> </w:t>
+            </w:r>
+            <w:r>
+              <w:rPr>
+                <w:rFonts w:ascii="Times New Roman" w:hAnsi="Times New Roman"/>
+                <w:i/>
+                <w:szCs w:val="24"/>
+              </w:rPr>
+              <w:t>{{</w:t>
             </w:r>
             <w:proofErr w:type="spellStart"/>
             <w:r>
@@ -365,7 +382,16 @@
                 <w:szCs w:val="24"/>
                 <w:lang w:val="en-US"/>
               </w:rPr>
-              <w:t>thanglamhopdong</w:t>
+              <w:t>thang</w:t>
+            </w:r>
+            <w:r>
+              <w:rPr>
+                <w:rFonts w:ascii="Times New Roman" w:hAnsi="Times New Roman"/>
+                <w:i/>
+                <w:szCs w:val="24"/>
+                <w:lang w:val="en-US"/>
+              </w:rPr>
+              <w:t>lamhopdong</w:t>
             </w:r>
             <w:proofErr w:type="spellEnd"/>
             <w:r>
@@ -373,9 +399,17 @@
                 <w:rFonts w:ascii="Times New Roman" w:hAnsi="Times New Roman"/>
                 <w:i/>
                 <w:szCs w:val="24"/>
+              </w:rPr>
+              <w:t>}}</w:t>
+            </w:r>
+            <w:r>
+              <w:rPr>
+                <w:rFonts w:ascii="Times New Roman" w:hAnsi="Times New Roman"/>
+                <w:i/>
+                <w:szCs w:val="24"/>
                 <w:lang w:val="en-US"/>
               </w:rPr>
-              <w:t xml:space="preserve">}} </w:t>
+              <w:t xml:space="preserve"> </w:t>
             </w:r>
             <w:proofErr w:type="spellStart"/>
             <w:r>
@@ -395,7 +429,15 @@
                 <w:szCs w:val="24"/>
                 <w:lang w:val="en-US"/>
               </w:rPr>
-              <w:t xml:space="preserve"> {{</w:t>
+              <w:t xml:space="preserve"> </w:t>
+            </w:r>
+            <w:r>
+              <w:rPr>
+                <w:rFonts w:ascii="Times New Roman" w:hAnsi="Times New Roman"/>
+                <w:i/>
+                <w:szCs w:val="24"/>
+              </w:rPr>
+              <w:t>{{</w:t>
             </w:r>
             <w:proofErr w:type="spellStart"/>
             <w:r>
@@ -405,7 +447,25 @@
                 <w:szCs w:val="24"/>
                 <w:lang w:val="en-US"/>
               </w:rPr>
-              <w:t>namlamhopdong</w:t>
+              <w:t>n</w:t>
+            </w:r>
+            <w:r>
+              <w:rPr>
+                <w:rFonts w:ascii="Times New Roman" w:hAnsi="Times New Roman"/>
+                <w:i/>
+                <w:szCs w:val="24"/>
+                <w:lang w:val="en-US"/>
+              </w:rPr>
+              <w:t>am</w:t>
+            </w:r>
+            <w:r>
+              <w:rPr>
+                <w:rFonts w:ascii="Times New Roman" w:hAnsi="Times New Roman"/>
+                <w:i/>
+                <w:szCs w:val="24"/>
+                <w:lang w:val="en-US"/>
+              </w:rPr>
+              <w:t>lamhopdong</w:t>
             </w:r>
             <w:proofErr w:type="spellEnd"/>
             <w:r>
@@ -413,7 +473,6 @@
                 <w:rFonts w:ascii="Times New Roman" w:hAnsi="Times New Roman"/>
                 <w:i/>
                 <w:szCs w:val="24"/>
-                <w:lang w:val="en-US"/>
               </w:rPr>
               <w:t>}}</w:t>
             </w:r>
@@ -429,6 +488,7 @@
           <w:rFonts w:ascii="Times New Roman" w:hAnsi="Times New Roman"/>
           <w:sz w:val="28"/>
           <w:szCs w:val="24"/>
+          <w:lang w:val="en-US"/>
         </w:rPr>
       </w:pPr>
       <w:r>
@@ -437,7 +497,16 @@
           <w:sz w:val="28"/>
           <w:szCs w:val="24"/>
         </w:rPr>
-        <w:t>HỢP ĐỒNG LAO ĐỘNG</w:t>
+        <w:t xml:space="preserve">HỢP ĐỒNG </w:t>
+      </w:r>
+      <w:r>
+        <w:rPr>
+          <w:rFonts w:ascii="Times New Roman" w:hAnsi="Times New Roman"/>
+          <w:sz w:val="28"/>
+          <w:szCs w:val="24"/>
+          <w:lang w:val="en-US"/>
+        </w:rPr>
+        <w:t>THỬ VIỆC</w:t>
       </w:r>
     </w:p>
     <w:p>
@@ -7214,6 +7283,15 @@
   <wne:recipientData>
     <wne:active wne:val="1"/>
     <wne:hash wne:val="1707048493"/>
+  </wne:recipientData>
+  <wne:recipientData>
+    <wne:active wne:val="1"/>
+  </wne:recipientData>
+  <wne:recipientData>
+    <wne:active wne:val="1"/>
+  </wne:recipientData>
+  <wne:recipientData>
+    <wne:active wne:val="1"/>
   </wne:recipientData>
   <wne:recipientData>
     <wne:active wne:val="1"/>

--- a/static/uploads/mau/hopdong/nt1/o3_tro_xuong/hdtv.docx
+++ b/static/uploads/mau/hopdong/nt1/o3_tro_xuong/hdtv.docx
@@ -281,7 +281,6 @@
               </w:rPr>
               <w:t xml:space="preserve">, </w:t>
             </w:r>
-            <w:proofErr w:type="spellStart"/>
             <w:r>
               <w:rPr>
                 <w:rFonts w:ascii="Times New Roman" w:hAnsi="Times New Roman"/>
@@ -289,27 +288,59 @@
                 <w:szCs w:val="24"/>
                 <w:lang w:val="en-US"/>
               </w:rPr>
-              <w:t>ngày</w:t>
-            </w:r>
-            <w:proofErr w:type="spellEnd"/>
+              <w:t xml:space="preserve">ngày </w:t>
+            </w:r>
             <w:r>
               <w:rPr>
                 <w:rFonts w:ascii="Times New Roman" w:hAnsi="Times New Roman"/>
                 <w:i/>
                 <w:szCs w:val="24"/>
+              </w:rPr>
+              <w:t>{{</w:t>
+            </w:r>
+            <w:r>
+              <w:rPr>
+                <w:rFonts w:ascii="Times New Roman" w:hAnsi="Times New Roman"/>
+                <w:i/>
+                <w:szCs w:val="24"/>
                 <w:lang w:val="en-US"/>
               </w:rPr>
-              <w:t xml:space="preserve"> </w:t>
+              <w:t>ngay</w:t>
             </w:r>
             <w:r>
               <w:rPr>
                 <w:rFonts w:ascii="Times New Roman" w:hAnsi="Times New Roman"/>
                 <w:i/>
                 <w:szCs w:val="24"/>
+                <w:lang w:val="en-US"/>
+              </w:rPr>
+              <w:t>lamhopdong</w:t>
+            </w:r>
+            <w:r>
+              <w:rPr>
+                <w:rFonts w:ascii="Times New Roman" w:hAnsi="Times New Roman"/>
+                <w:i/>
+                <w:szCs w:val="24"/>
+              </w:rPr>
+              <w:t>}}</w:t>
+            </w:r>
+            <w:r>
+              <w:rPr>
+                <w:rFonts w:ascii="Times New Roman" w:hAnsi="Times New Roman"/>
+                <w:i/>
+                <w:szCs w:val="24"/>
+                <w:lang w:val="en-US"/>
+              </w:rPr>
+              <w:t xml:space="preserve"> tháng </w:t>
+            </w:r>
+            <w:r>
+              <w:rPr>
+                <w:rFonts w:ascii="Times New Roman" w:hAnsi="Times New Roman"/>
+                <w:i/>
+                <w:szCs w:val="24"/>
               </w:rPr>
               <w:t>{{</w:t>
             </w:r>
-            <w:proofErr w:type="spellStart"/>
             <w:r>
               <w:rPr>
                 <w:rFonts w:ascii="Times New Roman" w:hAnsi="Times New Roman"/>
@@ -317,25 +348,32 @@
                 <w:szCs w:val="24"/>
                 <w:lang w:val="en-US"/>
               </w:rPr>
-              <w:t>ngay</w:t>
+              <w:t>thanglamhopdong</w:t>
             </w:r>
             <w:r>
               <w:rPr>
                 <w:rFonts w:ascii="Times New Roman" w:hAnsi="Times New Roman"/>
                 <w:i/>
                 <w:szCs w:val="24"/>
+              </w:rPr>
+              <w:t>}}</w:t>
+            </w:r>
+            <w:r>
+              <w:rPr>
+                <w:rFonts w:ascii="Times New Roman" w:hAnsi="Times New Roman"/>
+                <w:i/>
+                <w:szCs w:val="24"/>
                 <w:lang w:val="en-US"/>
               </w:rPr>
-              <w:t>lamhopdong</w:t>
-            </w:r>
-            <w:proofErr w:type="spellEnd"/>
+              <w:t xml:space="preserve"> năm </w:t>
+            </w:r>
             <w:r>
               <w:rPr>
                 <w:rFonts w:ascii="Times New Roman" w:hAnsi="Times New Roman"/>
                 <w:i/>
                 <w:szCs w:val="24"/>
               </w:rPr>
-              <w:t>}}</w:t>
+              <w:t>{{</w:t>
             </w:r>
             <w:r>
               <w:rPr>
@@ -344,9 +382,8 @@
                 <w:szCs w:val="24"/>
                 <w:lang w:val="en-US"/>
               </w:rPr>
-              <w:t xml:space="preserve"> </w:t>
-            </w:r>
-            <w:proofErr w:type="spellStart"/>
+              <w:t>n</w:t>
+            </w:r>
             <w:r>
               <w:rPr>
                 <w:rFonts w:ascii="Times New Roman" w:hAnsi="Times New Roman"/>
@@ -354,120 +391,8 @@
                 <w:szCs w:val="24"/>
                 <w:lang w:val="en-US"/>
               </w:rPr>
-              <w:t>tháng</w:t>
-            </w:r>
-            <w:proofErr w:type="spellEnd"/>
-            <w:r>
-              <w:rPr>
-                <w:rFonts w:ascii="Times New Roman" w:hAnsi="Times New Roman"/>
-                <w:i/>
-                <w:szCs w:val="24"/>
-                <w:lang w:val="en-US"/>
-              </w:rPr>
-              <w:t xml:space="preserve"> </w:t>
-            </w:r>
-            <w:r>
-              <w:rPr>
-                <w:rFonts w:ascii="Times New Roman" w:hAnsi="Times New Roman"/>
-                <w:i/>
-                <w:szCs w:val="24"/>
-              </w:rPr>
-              <w:t>{{</w:t>
-            </w:r>
-            <w:proofErr w:type="spellStart"/>
-            <w:r>
-              <w:rPr>
-                <w:rFonts w:ascii="Times New Roman" w:hAnsi="Times New Roman"/>
-                <w:i/>
-                <w:szCs w:val="24"/>
-                <w:lang w:val="en-US"/>
-              </w:rPr>
-              <w:t>thang</w:t>
-            </w:r>
-            <w:r>
-              <w:rPr>
-                <w:rFonts w:ascii="Times New Roman" w:hAnsi="Times New Roman"/>
-                <w:i/>
-                <w:szCs w:val="24"/>
-                <w:lang w:val="en-US"/>
-              </w:rPr>
-              <w:t>lamhopdong</w:t>
-            </w:r>
-            <w:proofErr w:type="spellEnd"/>
-            <w:r>
-              <w:rPr>
-                <w:rFonts w:ascii="Times New Roman" w:hAnsi="Times New Roman"/>
-                <w:i/>
-                <w:szCs w:val="24"/>
-              </w:rPr>
-              <w:t>}}</w:t>
-            </w:r>
-            <w:r>
-              <w:rPr>
-                <w:rFonts w:ascii="Times New Roman" w:hAnsi="Times New Roman"/>
-                <w:i/>
-                <w:szCs w:val="24"/>
-                <w:lang w:val="en-US"/>
-              </w:rPr>
-              <w:t xml:space="preserve"> </w:t>
-            </w:r>
-            <w:proofErr w:type="spellStart"/>
-            <w:r>
-              <w:rPr>
-                <w:rFonts w:ascii="Times New Roman" w:hAnsi="Times New Roman"/>
-                <w:i/>
-                <w:szCs w:val="24"/>
-                <w:lang w:val="en-US"/>
-              </w:rPr>
-              <w:t>năm</w:t>
-            </w:r>
-            <w:proofErr w:type="spellEnd"/>
-            <w:r>
-              <w:rPr>
-                <w:rFonts w:ascii="Times New Roman" w:hAnsi="Times New Roman"/>
-                <w:i/>
-                <w:szCs w:val="24"/>
-                <w:lang w:val="en-US"/>
-              </w:rPr>
-              <w:t xml:space="preserve"> </w:t>
-            </w:r>
-            <w:r>
-              <w:rPr>
-                <w:rFonts w:ascii="Times New Roman" w:hAnsi="Times New Roman"/>
-                <w:i/>
-                <w:szCs w:val="24"/>
-              </w:rPr>
-              <w:t>{{</w:t>
-            </w:r>
-            <w:proofErr w:type="spellStart"/>
-            <w:r>
-              <w:rPr>
-                <w:rFonts w:ascii="Times New Roman" w:hAnsi="Times New Roman"/>
-                <w:i/>
-                <w:szCs w:val="24"/>
-                <w:lang w:val="en-US"/>
-              </w:rPr>
-              <w:t>n</w:t>
-            </w:r>
-            <w:r>
-              <w:rPr>
-                <w:rFonts w:ascii="Times New Roman" w:hAnsi="Times New Roman"/>
-                <w:i/>
-                <w:szCs w:val="24"/>
-                <w:lang w:val="en-US"/>
-              </w:rPr>
-              <w:t>am</w:t>
-            </w:r>
-            <w:r>
-              <w:rPr>
-                <w:rFonts w:ascii="Times New Roman" w:hAnsi="Times New Roman"/>
-                <w:i/>
-                <w:szCs w:val="24"/>
-                <w:lang w:val="en-US"/>
-              </w:rPr>
-              <w:t>lamhopdong</w:t>
-            </w:r>
-            <w:proofErr w:type="spellEnd"/>
+              <w:t>amlamhopdong</w:t>
+            </w:r>
             <w:r>
               <w:rPr>
                 <w:rFonts w:ascii="Times New Roman" w:hAnsi="Times New Roman"/>
@@ -2149,89 +2074,6 @@
                 <w:color w:val="000000"/>
                 <w:szCs w:val="24"/>
               </w:rPr>
-              <w:t>Địa chỉ cư trú</w:t>
-            </w:r>
-          </w:p>
-        </w:tc>
-        <w:tc>
-          <w:tcPr>
-            <w:tcW w:w="284" w:type="dxa"/>
-          </w:tcPr>
-          <w:p>
-            <w:pPr>
-              <w:tabs>
-                <w:tab w:val="left" w:pos="3402"/>
-                <w:tab w:val="left" w:pos="6804"/>
-              </w:tabs>
-              <w:ind w:left="0" w:firstLine="0"/>
-              <w:rPr>
-                <w:rFonts w:ascii="Times New Roman" w:hAnsi="Times New Roman"/>
-                <w:color w:val="000000"/>
-                <w:szCs w:val="24"/>
-              </w:rPr>
-            </w:pPr>
-            <w:r>
-              <w:rPr>
-                <w:rFonts w:ascii="Times New Roman" w:hAnsi="Times New Roman"/>
-                <w:color w:val="000000"/>
-                <w:szCs w:val="24"/>
-              </w:rPr>
-              <w:t>:</w:t>
-            </w:r>
-          </w:p>
-        </w:tc>
-        <w:tc>
-          <w:tcPr>
-            <w:tcW w:w="7928" w:type="dxa"/>
-            <w:gridSpan w:val="5"/>
-          </w:tcPr>
-          <w:p>
-            <w:pPr>
-              <w:spacing w:before="0" w:after="0"/>
-              <w:ind w:left="0" w:firstLine="0"/>
-              <w:rPr>
-                <w:rFonts w:ascii="Times New Roman" w:hAnsi="Times New Roman"/>
-                <w:color w:val="000000"/>
-                <w:szCs w:val="24"/>
-              </w:rPr>
-            </w:pPr>
-            <w:r>
-              <w:rPr>
-                <w:color w:val="000000"/>
-                <w:szCs w:val="24"/>
-              </w:rPr>
-              <w:t>{{tamtru}}</w:t>
-            </w:r>
-          </w:p>
-        </w:tc>
-      </w:tr>
-      <w:tr>
-        <w:trPr>
-          <w:trHeight w:val="504"/>
-        </w:trPr>
-        <w:tc>
-          <w:tcPr>
-            <w:tcW w:w="2457" w:type="dxa"/>
-          </w:tcPr>
-          <w:p>
-            <w:pPr>
-              <w:tabs>
-                <w:tab w:val="left" w:pos="3402"/>
-                <w:tab w:val="left" w:pos="6804"/>
-              </w:tabs>
-              <w:ind w:left="0" w:firstLine="0"/>
-              <w:rPr>
-                <w:rFonts w:ascii="Times New Roman" w:hAnsi="Times New Roman"/>
-                <w:color w:val="000000"/>
-                <w:szCs w:val="24"/>
-              </w:rPr>
-            </w:pPr>
-            <w:r>
-              <w:rPr>
-                <w:rFonts w:ascii="Times New Roman" w:hAnsi="Times New Roman"/>
-                <w:color w:val="000000"/>
-                <w:szCs w:val="24"/>
-              </w:rPr>
               <w:t>Số CMND/CCCD</w:t>
             </w:r>
           </w:p>
@@ -2935,7 +2777,6 @@
                 <w:rFonts w:ascii="Times New Roman" w:hAnsi="Times New Roman"/>
                 <w:szCs w:val="24"/>
               </w:rPr>
-              <w:lastRenderedPageBreak/>
               <w:t>- Trường hợp không qua thử việc, người lao động sẽ được thanh toán lương và các khoản trợ cấp khác (nếu có) tính đến ngày làm việc cuối cùng.</w:t>
             </w:r>
           </w:p>
@@ -4525,7 +4366,6 @@
           <w:iCs/>
           <w:szCs w:val="24"/>
         </w:rPr>
-        <w:lastRenderedPageBreak/>
         <w:t xml:space="preserve">  - Người lao động được cấp phát trang thiết bị bảo hộ lao động theo chính sách cấp phát bảo hộ lao động của công ty.</w:t>
       </w:r>
       <w:r>
@@ -4560,6 +4400,7 @@
           <w:iCs/>
           <w:szCs w:val="24"/>
         </w:rPr>
+        <w:lastRenderedPageBreak/>
         <w:t>3.</w:t>
       </w:r>
       <w:r>
@@ -5605,7 +5446,6 @@
         <w:rPr>
           <w:rFonts w:ascii="Times New Roman" w:hAnsi="Times New Roman"/>
         </w:rPr>
-        <w:lastRenderedPageBreak/>
         <w:t xml:space="preserve">   quy c</w:t>
       </w:r>
       <w:r>
@@ -5787,6 +5627,7 @@
         <w:rPr>
           <w:rFonts w:ascii="Times New Roman" w:hAnsi="Times New Roman"/>
         </w:rPr>
+        <w:lastRenderedPageBreak/>
         <w:t xml:space="preserve">   (01) bản. Trong trường hợp có bất kỳ sửa đổi, bổ sung thì hai bên sẽ ký kết phụ lục hợp đồng.</w:t>
       </w:r>
       <w:r>
@@ -7283,6 +7124,9 @@
   <wne:recipientData>
     <wne:active wne:val="1"/>
     <wne:hash wne:val="1707048493"/>
+  </wne:recipientData>
+  <wne:recipientData>
+    <wne:active wne:val="1"/>
   </wne:recipientData>
   <wne:recipientData>
     <wne:active wne:val="1"/>

--- a/static/uploads/mau/hopdong/nt1/o3_tro_xuong/hdtv.docx
+++ b/static/uploads/mau/hopdong/nt1/o3_tro_xuong/hdtv.docx
@@ -262,7 +262,6 @@
                 <w:rFonts w:ascii="Times New Roman" w:hAnsi="Times New Roman"/>
                 <w:i/>
                 <w:szCs w:val="24"/>
-                <w:lang w:val="en-US"/>
               </w:rPr>
             </w:pPr>
             <w:r>
@@ -286,7 +285,6 @@
                 <w:rFonts w:ascii="Times New Roman" w:hAnsi="Times New Roman"/>
                 <w:i/>
                 <w:szCs w:val="24"/>
-                <w:lang w:val="en-US"/>
               </w:rPr>
               <w:t xml:space="preserve">ngày </w:t>
             </w:r>
@@ -303,7 +301,6 @@
                 <w:rFonts w:ascii="Times New Roman" w:hAnsi="Times New Roman"/>
                 <w:i/>
                 <w:szCs w:val="24"/>
-                <w:lang w:val="en-US"/>
               </w:rPr>
               <w:t>ngay</w:t>
             </w:r>
@@ -312,7 +309,6 @@
                 <w:rFonts w:ascii="Times New Roman" w:hAnsi="Times New Roman"/>
                 <w:i/>
                 <w:szCs w:val="24"/>
-                <w:lang w:val="en-US"/>
               </w:rPr>
               <w:t>lamhopdong</w:t>
             </w:r>
@@ -329,7 +325,6 @@
                 <w:rFonts w:ascii="Times New Roman" w:hAnsi="Times New Roman"/>
                 <w:i/>
                 <w:szCs w:val="24"/>
-                <w:lang w:val="en-US"/>
               </w:rPr>
               <w:t xml:space="preserve"> tháng </w:t>
             </w:r>
@@ -346,7 +341,6 @@
                 <w:rFonts w:ascii="Times New Roman" w:hAnsi="Times New Roman"/>
                 <w:i/>
                 <w:szCs w:val="24"/>
-                <w:lang w:val="en-US"/>
               </w:rPr>
               <w:t>thanglamhopdong</w:t>
             </w:r>
@@ -363,7 +357,6 @@
                 <w:rFonts w:ascii="Times New Roman" w:hAnsi="Times New Roman"/>
                 <w:i/>
                 <w:szCs w:val="24"/>
-                <w:lang w:val="en-US"/>
               </w:rPr>
               <w:t xml:space="preserve"> năm </w:t>
             </w:r>
@@ -380,18 +373,8 @@
                 <w:rFonts w:ascii="Times New Roman" w:hAnsi="Times New Roman"/>
                 <w:i/>
                 <w:szCs w:val="24"/>
-                <w:lang w:val="en-US"/>
-              </w:rPr>
-              <w:t>n</w:t>
-            </w:r>
-            <w:r>
-              <w:rPr>
-                <w:rFonts w:ascii="Times New Roman" w:hAnsi="Times New Roman"/>
-                <w:i/>
-                <w:szCs w:val="24"/>
-                <w:lang w:val="en-US"/>
-              </w:rPr>
-              <w:t>amlamhopdong</w:t>
+              </w:rPr>
+              <w:t>namlamhopdong</w:t>
             </w:r>
             <w:r>
               <w:rPr>
@@ -413,7 +396,6 @@
           <w:rFonts w:ascii="Times New Roman" w:hAnsi="Times New Roman"/>
           <w:sz w:val="28"/>
           <w:szCs w:val="24"/>
-          <w:lang w:val="en-US"/>
         </w:rPr>
       </w:pPr>
       <w:r>
@@ -429,7 +411,6 @@
           <w:rFonts w:ascii="Times New Roman" w:hAnsi="Times New Roman"/>
           <w:sz w:val="28"/>
           <w:szCs w:val="24"/>
-          <w:lang w:val="en-US"/>
         </w:rPr>
         <w:t>THỬ VIỆC</w:t>
       </w:r>
@@ -6097,17 +6078,11 @@
     </w:p>
     <w:p/>
     <w:p/>
-    <w:p/>
-    <w:p/>
-    <w:p/>
-    <w:p/>
-    <w:p/>
-    <w:p/>
-    <w:p/>
     <w:p>
       <w:pPr>
-        <w:rPr>
-          <w:lang w:val="nl-NL"/>
+        <w:ind w:left="0" w:firstLine="0"/>
+        <w:rPr>
+          <w:lang w:val="en-US"/>
         </w:rPr>
       </w:pPr>
     </w:p>
@@ -7124,6 +7099,9 @@
   <wne:recipientData>
     <wne:active wne:val="1"/>
     <wne:hash wne:val="1707048493"/>
+  </wne:recipientData>
+  <wne:recipientData>
+    <wne:active wne:val="1"/>
   </wne:recipientData>
   <wne:recipientData>
     <wne:active wne:val="1"/>

--- a/static/uploads/mau/hopdong/nt1/o3_tro_xuong/hdtv.docx
+++ b/static/uploads/mau/hopdong/nt1/o3_tro_xuong/hdtv.docx
@@ -6056,15 +6056,10 @@
     </w:tbl>
     <w:p>
       <w:pPr>
-        <w:ind w:left="900" w:hanging="540"/>
-        <w:rPr>
-          <w:rFonts w:ascii="Times New Roman" w:hAnsi="Times New Roman"/>
-          <w:szCs w:val="24"/>
-        </w:rPr>
-      </w:pPr>
-    </w:p>
-    <w:p>
-      <w:pPr>
+        <w:ind w:left="0" w:firstLine="0"/>
+        <w:rPr>
+          <w:lang w:val="en-US"/>
+        </w:rPr>
         <w:sectPr>
           <w:footerReference w:type="even" r:id="rId8"/>
           <w:footerReference w:type="default" r:id="rId9"/>
@@ -6076,14 +6071,9 @@
         </w:sectPr>
       </w:pPr>
     </w:p>
-    <w:p/>
-    <w:p/>
     <w:p>
       <w:pPr>
         <w:ind w:left="0" w:firstLine="0"/>
-        <w:rPr>
-          <w:lang w:val="en-US"/>
-        </w:rPr>
       </w:pPr>
     </w:p>
     <w:sectPr>
@@ -7099,6 +7089,9 @@
   <wne:recipientData>
     <wne:active wne:val="1"/>
     <wne:hash wne:val="1707048493"/>
+  </wne:recipientData>
+  <wne:recipientData>
+    <wne:active wne:val="1"/>
   </wne:recipientData>
   <wne:recipientData>
     <wne:active wne:val="1"/>

--- a/static/uploads/mau/hopdong/nt1/o3_tro_xuong/hdtv.docx
+++ b/static/uploads/mau/hopdong/nt1/o3_tro_xuong/hdtv.docx
@@ -525,19 +525,6 @@
         </w:rPr>
         <w:t>TBXH )</w:t>
       </w:r>
-    </w:p>
-    <w:p>
-      <w:pPr>
-        <w:tabs>
-          <w:tab w:val="left" w:pos="6390"/>
-        </w:tabs>
-        <w:ind w:left="270"/>
-        <w:rPr>
-          <w:rFonts w:ascii="Times New Roman" w:hAnsi="Times New Roman"/>
-          <w:i/>
-          <w:szCs w:val="24"/>
-        </w:rPr>
-      </w:pPr>
     </w:p>
     <w:tbl>
       <w:tblPr>
@@ -2781,7 +2768,6 @@
                 <w:rFonts w:ascii="Times New Roman" w:hAnsi="Times New Roman"/>
                 <w:szCs w:val="24"/>
               </w:rPr>
-              <w:lastRenderedPageBreak/>
               <w:t>1.2</w:t>
             </w:r>
             <w:r>
@@ -2873,6 +2859,7 @@
                 <w:rFonts w:ascii="Times New Roman" w:hAnsi="Times New Roman"/>
                 <w:szCs w:val="24"/>
               </w:rPr>
+              <w:lastRenderedPageBreak/>
               <w:t>Tổ dân phố Thủy Sơn 7, phường Thủy Nguyên, thành phố Hải Phòng</w:t>
             </w:r>
           </w:p>
@@ -2912,6 +2899,7 @@
                 <w:rFonts w:ascii="Times New Roman" w:hAnsi="Times New Roman"/>
                 <w:szCs w:val="24"/>
               </w:rPr>
+              <w:lastRenderedPageBreak/>
               <w:t>1.3.</w:t>
             </w:r>
           </w:p>
@@ -4381,7 +4369,6 @@
           <w:iCs/>
           <w:szCs w:val="24"/>
         </w:rPr>
-        <w:lastRenderedPageBreak/>
         <w:t>3.</w:t>
       </w:r>
       <w:r>
@@ -4636,8 +4623,7 @@
     </w:p>
     <w:p>
       <w:pPr>
-        <w:spacing w:line="240" w:lineRule="exact"/>
-        <w:ind w:left="538" w:right="-284" w:hanging="113"/>
+        <w:ind w:left="561" w:hanging="113"/>
         <w:rPr>
           <w:rFonts w:ascii="Times New Roman" w:hAnsi="Times New Roman"/>
           <w:bCs/>
@@ -4655,8 +4641,7 @@
     </w:p>
     <w:p>
       <w:pPr>
-        <w:spacing w:line="240" w:lineRule="exact"/>
-        <w:ind w:left="538" w:right="-284" w:hanging="113"/>
+        <w:ind w:left="561" w:hanging="113"/>
         <w:rPr>
           <w:rFonts w:ascii="Times New Roman" w:hAnsi="Times New Roman"/>
           <w:bCs/>
@@ -5186,430 +5171,633 @@
     </w:p>
     <w:p>
       <w:pPr>
-        <w:ind w:left="641" w:hanging="284"/>
+        <w:snapToGrid w:val="0"/>
+        <w:spacing w:after="0" w:line="288" w:lineRule="auto"/>
+        <w:ind w:left="0" w:firstLine="0"/>
         <w:rPr>
           <w:rFonts w:ascii="Times New Roman" w:hAnsi="Times New Roman"/>
           <w:b/>
           <w:szCs w:val="24"/>
+          <w:lang w:val="nl-NL"/>
+        </w:rPr>
+      </w:pPr>
+      <w:r>
+        <w:rPr>
+          <w:rFonts w:ascii="Times New Roman" w:hAnsi="Times New Roman"/>
+          <w:b/>
+          <w:szCs w:val="24"/>
           <w:u w:val="single"/>
-        </w:rPr>
-      </w:pPr>
+          <w:lang w:val="nl-NL"/>
+        </w:rPr>
+        <w:t>ĐIỀU 6:</w:t>
+      </w:r>
+      <w:r>
+        <w:rPr>
+          <w:rFonts w:ascii="Times New Roman" w:hAnsi="Times New Roman"/>
+          <w:b/>
+          <w:szCs w:val="24"/>
+          <w:lang w:val="nl-NL"/>
+        </w:rPr>
+        <w:t xml:space="preserve"> XỬ LÝ VÀ LƯU TRỮ DỮ LIỆU CÁ NHÂN CỦA NGƯỜI LAO ĐỘNG</w:t>
+      </w:r>
     </w:p>
     <w:p>
       <w:pPr>
-        <w:ind w:left="641" w:hanging="284"/>
-        <w:rPr>
-          <w:rFonts w:ascii="Times New Roman" w:hAnsi="Times New Roman"/>
-          <w:b/>
-          <w:szCs w:val="24"/>
-        </w:rPr>
-      </w:pPr>
-      <w:r>
-        <w:rPr>
-          <w:rFonts w:ascii="Times New Roman" w:hAnsi="Times New Roman"/>
-          <w:b/>
-          <w:szCs w:val="24"/>
-          <w:u w:val="single"/>
-        </w:rPr>
-        <w:t>ĐIỀU 6:</w:t>
-      </w:r>
-      <w:r>
-        <w:rPr>
-          <w:rFonts w:ascii="Times New Roman" w:hAnsi="Times New Roman"/>
-          <w:b/>
-          <w:szCs w:val="24"/>
-        </w:rPr>
-        <w:t xml:space="preserve"> THỎA THUẬN KHÁC</w:t>
+        <w:pStyle w:val="ListParagraph"/>
+        <w:numPr>
+          <w:ilvl w:val="1"/>
+          <w:numId w:val="9"/>
+        </w:numPr>
+        <w:snapToGrid w:val="0"/>
+        <w:spacing w:after="0" w:line="288" w:lineRule="auto"/>
+        <w:ind w:left="426" w:hanging="426"/>
+        <w:contextualSpacing w:val="0"/>
+        <w:rPr>
+          <w:rFonts w:ascii="Times New Roman" w:hAnsi="Times New Roman"/>
+          <w:bCs/>
+          <w:szCs w:val="24"/>
+          <w:lang w:val="nl-NL"/>
+        </w:rPr>
+      </w:pPr>
+      <w:r>
+        <w:rPr>
+          <w:rFonts w:ascii="Times New Roman" w:hAnsi="Times New Roman"/>
+          <w:bCs/>
+          <w:szCs w:val="24"/>
+          <w:lang w:val="nl-NL"/>
+        </w:rPr>
+        <w:t xml:space="preserve">Người lao động đồng ý để Công ty thu thập, sử dụng, lưu trữ và xử lý dữ liệu cá nhân trong quá trình giao kết, thực hiện và sau khi chấm dứt Hợp đồng </w:t>
+      </w:r>
+      <w:r>
+        <w:rPr>
+          <w:rFonts w:ascii="Times New Roman" w:hAnsi="Times New Roman"/>
+          <w:bCs/>
+          <w:szCs w:val="24"/>
+          <w:lang w:val="nl-NL"/>
+        </w:rPr>
+        <w:t>thử việc</w:t>
+      </w:r>
+      <w:r>
+        <w:rPr>
+          <w:rFonts w:ascii="Times New Roman" w:hAnsi="Times New Roman"/>
+          <w:bCs/>
+          <w:szCs w:val="24"/>
+          <w:lang w:val="nl-NL"/>
+        </w:rPr>
+        <w:t>, bao gồm thông tin, dữ liệu cá nhân cơ bản và thông tin, dữ liệu cá nhân nhạy cảm theo quy định pháp luật.</w:t>
       </w:r>
     </w:p>
     <w:p>
       <w:pPr>
-        <w:spacing w:line="240" w:lineRule="exact"/>
-        <w:rPr>
-          <w:rFonts w:ascii="Times New Roman" w:hAnsi="Times New Roman"/>
-        </w:rPr>
-      </w:pPr>
-      <w:r>
-        <w:rPr>
-          <w:rFonts w:ascii="Times New Roman" w:hAnsi="Times New Roman"/>
-        </w:rPr>
-        <w:t>- Nh</w:t>
-      </w:r>
-      <w:r>
-        <w:rPr>
-          <w:rFonts w:ascii="Times New Roman" w:hAnsi="Times New Roman" w:cs="Calibri"/>
-        </w:rPr>
-        <w:t>ữ</w:t>
-      </w:r>
-      <w:r>
-        <w:rPr>
-          <w:rFonts w:ascii="Times New Roman" w:hAnsi="Times New Roman"/>
-        </w:rPr>
-        <w:t>ng v</w:t>
-      </w:r>
-      <w:r>
-        <w:rPr>
-          <w:rFonts w:ascii="Times New Roman" w:hAnsi="Times New Roman" w:cs="Calibri"/>
-        </w:rPr>
-        <w:t>ấ</w:t>
-      </w:r>
-      <w:r>
-        <w:rPr>
-          <w:rFonts w:ascii="Times New Roman" w:hAnsi="Times New Roman"/>
-        </w:rPr>
-        <w:t xml:space="preserve">n </w:t>
-      </w:r>
-      <w:r>
-        <w:rPr>
-          <w:rFonts w:ascii="Times New Roman" w:hAnsi="Times New Roman" w:cs="Calibri"/>
-        </w:rPr>
-        <w:t>đề</w:t>
-      </w:r>
-      <w:r>
-        <w:rPr>
-          <w:rFonts w:ascii="Times New Roman" w:hAnsi="Times New Roman"/>
-        </w:rPr>
-        <w:t xml:space="preserve"> v</w:t>
-      </w:r>
-      <w:r>
-        <w:rPr>
-          <w:rFonts w:ascii="Times New Roman" w:hAnsi="Times New Roman" w:cs="Calibri"/>
-        </w:rPr>
-        <w:t>ề</w:t>
-      </w:r>
-      <w:r>
-        <w:rPr>
-          <w:rFonts w:ascii="Times New Roman" w:hAnsi="Times New Roman"/>
-        </w:rPr>
-        <w:t xml:space="preserve"> lao </w:t>
-      </w:r>
-      <w:r>
-        <w:rPr>
-          <w:rFonts w:ascii="Times New Roman" w:hAnsi="Times New Roman" w:cs="Calibri"/>
-        </w:rPr>
-        <w:t>độ</w:t>
-      </w:r>
-      <w:r>
-        <w:rPr>
-          <w:rFonts w:ascii="Times New Roman" w:hAnsi="Times New Roman"/>
-        </w:rPr>
-        <w:t>ng kh</w:t>
-      </w:r>
-      <w:r>
-        <w:rPr>
-          <w:rFonts w:ascii="Times New Roman" w:hAnsi="Times New Roman" w:cs=".VnTime"/>
-        </w:rPr>
-        <w:t>ô</w:t>
-      </w:r>
-      <w:r>
-        <w:rPr>
-          <w:rFonts w:ascii="Times New Roman" w:hAnsi="Times New Roman"/>
-        </w:rPr>
-        <w:t>ng ghi trong h</w:t>
-      </w:r>
-      <w:r>
-        <w:rPr>
-          <w:rFonts w:ascii="Times New Roman" w:hAnsi="Times New Roman" w:cs="Calibri"/>
-        </w:rPr>
-        <w:t>ợ</w:t>
-      </w:r>
-      <w:r>
-        <w:rPr>
-          <w:rFonts w:ascii="Times New Roman" w:hAnsi="Times New Roman"/>
-        </w:rPr>
-        <w:t xml:space="preserve">p </w:t>
-      </w:r>
-      <w:r>
-        <w:rPr>
-          <w:rFonts w:ascii="Times New Roman" w:hAnsi="Times New Roman" w:cs="Calibri"/>
-        </w:rPr>
-        <w:t>đồ</w:t>
-      </w:r>
-      <w:r>
-        <w:rPr>
-          <w:rFonts w:ascii="Times New Roman" w:hAnsi="Times New Roman"/>
-        </w:rPr>
-        <w:t>ng n</w:t>
-      </w:r>
-      <w:r>
-        <w:rPr>
-          <w:rFonts w:ascii="Times New Roman" w:hAnsi="Times New Roman" w:cs="Calibri"/>
-        </w:rPr>
-        <w:t>à</w:t>
-      </w:r>
-      <w:r>
-        <w:rPr>
-          <w:rFonts w:ascii="Times New Roman" w:hAnsi="Times New Roman"/>
-        </w:rPr>
-        <w:t>y th</w:t>
-      </w:r>
-      <w:r>
-        <w:rPr>
-          <w:rFonts w:ascii="Times New Roman" w:hAnsi="Times New Roman" w:cs=".VnTime"/>
-        </w:rPr>
-        <w:t>ì</w:t>
-      </w:r>
-      <w:r>
-        <w:rPr>
-          <w:rFonts w:ascii="Times New Roman" w:hAnsi="Times New Roman"/>
-        </w:rPr>
-        <w:t xml:space="preserve"> </w:t>
-      </w:r>
-      <w:r>
-        <w:rPr>
-          <w:rFonts w:ascii="Times New Roman" w:hAnsi="Times New Roman" w:cs=".VnTime"/>
-        </w:rPr>
-        <w:t>á</w:t>
-      </w:r>
-      <w:r>
-        <w:rPr>
-          <w:rFonts w:ascii="Times New Roman" w:hAnsi="Times New Roman"/>
-        </w:rPr>
-        <w:t>p d</w:t>
-      </w:r>
-      <w:r>
-        <w:rPr>
-          <w:rFonts w:ascii="Times New Roman" w:hAnsi="Times New Roman" w:cs="Calibri"/>
-        </w:rPr>
-        <w:t>ụ</w:t>
-      </w:r>
-      <w:r>
-        <w:rPr>
-          <w:rFonts w:ascii="Times New Roman" w:hAnsi="Times New Roman"/>
-        </w:rPr>
-        <w:t xml:space="preserve">ng theo quy </w:t>
-      </w:r>
-      <w:r>
-        <w:rPr>
-          <w:rFonts w:ascii="Times New Roman" w:hAnsi="Times New Roman" w:cs="Calibri"/>
-        </w:rPr>
-        <w:t>đị</w:t>
-      </w:r>
-      <w:r>
-        <w:rPr>
-          <w:rFonts w:ascii="Times New Roman" w:hAnsi="Times New Roman"/>
-        </w:rPr>
-        <w:t>nh c</w:t>
-      </w:r>
-      <w:r>
-        <w:rPr>
-          <w:rFonts w:ascii="Times New Roman" w:hAnsi="Times New Roman" w:cs="Calibri"/>
-        </w:rPr>
-        <w:t>ủ</w:t>
-      </w:r>
-      <w:r>
-        <w:rPr>
-          <w:rFonts w:ascii="Times New Roman" w:hAnsi="Times New Roman"/>
-        </w:rPr>
-        <w:t>a N</w:t>
-      </w:r>
-      <w:r>
-        <w:rPr>
-          <w:rFonts w:ascii="Times New Roman" w:hAnsi="Times New Roman" w:cs="Calibri"/>
-        </w:rPr>
-        <w:t>ộ</w:t>
-      </w:r>
-      <w:r>
-        <w:rPr>
-          <w:rFonts w:ascii="Times New Roman" w:hAnsi="Times New Roman"/>
-        </w:rPr>
-        <w:t>i</w:t>
+        <w:pStyle w:val="ListParagraph"/>
+        <w:numPr>
+          <w:ilvl w:val="1"/>
+          <w:numId w:val="9"/>
+        </w:numPr>
+        <w:snapToGrid w:val="0"/>
+        <w:spacing w:after="0" w:line="288" w:lineRule="auto"/>
+        <w:ind w:left="426" w:hanging="426"/>
+        <w:contextualSpacing w:val="0"/>
+        <w:rPr>
+          <w:rFonts w:ascii="Times New Roman" w:hAnsi="Times New Roman"/>
+          <w:bCs/>
+          <w:szCs w:val="24"/>
+          <w:lang w:val="nl-NL"/>
+        </w:rPr>
+      </w:pPr>
+      <w:r>
+        <w:rPr>
+          <w:rFonts w:ascii="Times New Roman" w:hAnsi="Times New Roman"/>
+          <w:bCs/>
+          <w:szCs w:val="24"/>
+          <w:lang w:val="nl-NL"/>
+        </w:rPr>
+        <w:t>Việc xử lý và lưu trữ dữ liệu cá nhân được thực hiện nhằm các mục đích sau:</w:t>
       </w:r>
     </w:p>
     <w:p>
       <w:pPr>
-        <w:spacing w:line="240" w:lineRule="exact"/>
-        <w:rPr>
-          <w:rFonts w:ascii="Times New Roman" w:hAnsi="Times New Roman"/>
-        </w:rPr>
-      </w:pPr>
-      <w:r>
-        <w:rPr>
-          <w:rFonts w:ascii="Times New Roman" w:hAnsi="Times New Roman"/>
-        </w:rPr>
-        <w:t xml:space="preserve">   quy c</w:t>
-      </w:r>
-      <w:r>
-        <w:rPr>
-          <w:rFonts w:ascii="Times New Roman" w:hAnsi="Times New Roman" w:cs=".VnTime"/>
-        </w:rPr>
-        <w:t>ô</w:t>
-      </w:r>
-      <w:r>
-        <w:rPr>
-          <w:rFonts w:ascii="Times New Roman" w:hAnsi="Times New Roman"/>
-        </w:rPr>
-        <w:t>ng ty, Tho</w:t>
-      </w:r>
-      <w:r>
-        <w:rPr>
-          <w:rFonts w:ascii="Times New Roman" w:hAnsi="Times New Roman" w:cs="Calibri"/>
-        </w:rPr>
-        <w:t>ả</w:t>
-      </w:r>
-      <w:r>
-        <w:rPr>
-          <w:rFonts w:ascii="Times New Roman" w:hAnsi="Times New Roman"/>
-        </w:rPr>
-        <w:t xml:space="preserve"> </w:t>
-      </w:r>
-      <w:r>
-        <w:rPr>
-          <w:rFonts w:ascii="Times New Roman" w:hAnsi="Times New Roman" w:cs="Calibri"/>
-        </w:rPr>
-        <w:t>ướ</w:t>
-      </w:r>
-      <w:r>
-        <w:rPr>
-          <w:rFonts w:ascii="Times New Roman" w:hAnsi="Times New Roman"/>
-        </w:rPr>
-        <w:t xml:space="preserve">c lao </w:t>
-      </w:r>
-      <w:r>
-        <w:rPr>
-          <w:rFonts w:ascii="Times New Roman" w:hAnsi="Times New Roman" w:cs="Calibri"/>
-        </w:rPr>
-        <w:t>độ</w:t>
-      </w:r>
-      <w:r>
-        <w:rPr>
-          <w:rFonts w:ascii="Times New Roman" w:hAnsi="Times New Roman"/>
-        </w:rPr>
-        <w:t>ng t</w:t>
-      </w:r>
-      <w:r>
-        <w:rPr>
-          <w:rFonts w:ascii="Times New Roman" w:hAnsi="Times New Roman" w:cs="Calibri"/>
-        </w:rPr>
-        <w:t>ậ</w:t>
-      </w:r>
-      <w:r>
-        <w:rPr>
-          <w:rFonts w:ascii="Times New Roman" w:hAnsi="Times New Roman"/>
-        </w:rPr>
-        <w:t>p th</w:t>
-      </w:r>
-      <w:r>
-        <w:rPr>
-          <w:rFonts w:ascii="Times New Roman" w:hAnsi="Times New Roman" w:cs="Calibri"/>
-        </w:rPr>
-        <w:t>ể</w:t>
-      </w:r>
-      <w:r>
-        <w:rPr>
-          <w:rFonts w:ascii="Times New Roman" w:hAnsi="Times New Roman"/>
-        </w:rPr>
-        <w:t xml:space="preserve"> ho</w:t>
-      </w:r>
-      <w:r>
-        <w:rPr>
-          <w:rFonts w:ascii="Times New Roman" w:hAnsi="Times New Roman" w:cs="Calibri"/>
-        </w:rPr>
-        <w:t>ặ</w:t>
-      </w:r>
-      <w:r>
-        <w:rPr>
-          <w:rFonts w:ascii="Times New Roman" w:hAnsi="Times New Roman"/>
-        </w:rPr>
-        <w:t xml:space="preserve">c quy </w:t>
-      </w:r>
-      <w:r>
-        <w:rPr>
-          <w:rFonts w:ascii="Times New Roman" w:hAnsi="Times New Roman" w:cs="Calibri"/>
-        </w:rPr>
-        <w:t>đị</w:t>
-      </w:r>
-      <w:r>
-        <w:rPr>
-          <w:rFonts w:ascii="Times New Roman" w:hAnsi="Times New Roman"/>
-        </w:rPr>
-        <w:t>nh c</w:t>
-      </w:r>
-      <w:r>
-        <w:rPr>
-          <w:rFonts w:ascii="Times New Roman" w:hAnsi="Times New Roman" w:cs="Calibri"/>
-        </w:rPr>
-        <w:t>ủ</w:t>
-      </w:r>
-      <w:r>
-        <w:rPr>
-          <w:rFonts w:ascii="Times New Roman" w:hAnsi="Times New Roman"/>
-        </w:rPr>
-        <w:t>a ph</w:t>
-      </w:r>
-      <w:r>
-        <w:rPr>
-          <w:rFonts w:ascii="Times New Roman" w:hAnsi="Times New Roman" w:cs=".VnTime"/>
-        </w:rPr>
-        <w:t>á</w:t>
-      </w:r>
-      <w:r>
-        <w:rPr>
-          <w:rFonts w:ascii="Times New Roman" w:hAnsi="Times New Roman"/>
-        </w:rPr>
-        <w:t>p lu</w:t>
-      </w:r>
-      <w:r>
-        <w:rPr>
-          <w:rFonts w:ascii="Times New Roman" w:hAnsi="Times New Roman" w:cs="Calibri"/>
-        </w:rPr>
-        <w:t>ậ</w:t>
-      </w:r>
-      <w:r>
-        <w:rPr>
-          <w:rFonts w:ascii="Times New Roman" w:hAnsi="Times New Roman"/>
-        </w:rPr>
-        <w:t>t c</w:t>
-      </w:r>
-      <w:r>
-        <w:rPr>
-          <w:rFonts w:ascii="Times New Roman" w:hAnsi="Times New Roman" w:cs=".VnTime"/>
-        </w:rPr>
-        <w:t>ó</w:t>
-      </w:r>
-      <w:r>
-        <w:rPr>
-          <w:rFonts w:ascii="Times New Roman" w:hAnsi="Times New Roman"/>
-        </w:rPr>
-        <w:t xml:space="preserve"> li</w:t>
-      </w:r>
-      <w:r>
-        <w:rPr>
-          <w:rFonts w:ascii="Times New Roman" w:hAnsi="Times New Roman" w:cs=".VnTime"/>
-        </w:rPr>
-        <w:t>ê</w:t>
-      </w:r>
-      <w:r>
-        <w:rPr>
-          <w:rFonts w:ascii="Times New Roman" w:hAnsi="Times New Roman"/>
-        </w:rPr>
-        <w:t>n quan.</w:t>
+        <w:pStyle w:val="ListParagraph"/>
+        <w:numPr>
+          <w:ilvl w:val="0"/>
+          <w:numId w:val="8"/>
+        </w:numPr>
+        <w:snapToGrid w:val="0"/>
+        <w:spacing w:after="0" w:line="288" w:lineRule="auto"/>
+        <w:ind w:left="567" w:hanging="283"/>
+        <w:contextualSpacing w:val="0"/>
+        <w:rPr>
+          <w:rFonts w:ascii="Times New Roman" w:hAnsi="Times New Roman"/>
+          <w:bCs/>
+          <w:szCs w:val="24"/>
+          <w:lang w:val="nl-NL"/>
+        </w:rPr>
+      </w:pPr>
+      <w:r>
+        <w:rPr>
+          <w:rFonts w:ascii="Times New Roman" w:hAnsi="Times New Roman"/>
+          <w:bCs/>
+          <w:szCs w:val="24"/>
+          <w:lang w:val="nl-NL"/>
+        </w:rPr>
+        <w:t>Thực hiện nghĩa vụ theo quy định của pháp luật về lao động, bảo hiểm, thuế, kế toán, kiểm toán;</w:t>
       </w:r>
     </w:p>
     <w:p>
       <w:pPr>
-        <w:spacing w:line="240" w:lineRule="exact"/>
-        <w:rPr>
-          <w:rFonts w:ascii="Times New Roman" w:hAnsi="Times New Roman"/>
-        </w:rPr>
-      </w:pPr>
-      <w:r>
-        <w:rPr>
-          <w:rFonts w:ascii="Times New Roman" w:hAnsi="Times New Roman"/>
-        </w:rPr>
-        <w:t xml:space="preserve">- Hợp đồng thử việc này được làm thành hai (02) bản có giá trị ngang nhau, mỗi bên giữ một </w:t>
+        <w:pStyle w:val="ListParagraph"/>
+        <w:numPr>
+          <w:ilvl w:val="0"/>
+          <w:numId w:val="8"/>
+        </w:numPr>
+        <w:snapToGrid w:val="0"/>
+        <w:spacing w:after="0" w:line="288" w:lineRule="auto"/>
+        <w:ind w:left="567" w:hanging="283"/>
+        <w:contextualSpacing w:val="0"/>
+        <w:rPr>
+          <w:rFonts w:ascii="Times New Roman" w:hAnsi="Times New Roman"/>
+          <w:bCs/>
+          <w:szCs w:val="24"/>
+          <w:lang w:val="nl-NL"/>
+        </w:rPr>
+      </w:pPr>
+      <w:r>
+        <w:rPr>
+          <w:rFonts w:ascii="Times New Roman" w:hAnsi="Times New Roman"/>
+          <w:bCs/>
+          <w:szCs w:val="24"/>
+          <w:lang w:val="nl-NL"/>
+        </w:rPr>
+        <w:t>Giải quyết khiếu nại, tranh chấp lao động, tố tụng (nếu có);</w:t>
       </w:r>
     </w:p>
     <w:p>
       <w:pPr>
+        <w:pStyle w:val="ListParagraph"/>
+        <w:numPr>
+          <w:ilvl w:val="0"/>
+          <w:numId w:val="8"/>
+        </w:numPr>
+        <w:snapToGrid w:val="0"/>
+        <w:spacing w:after="0" w:line="288" w:lineRule="auto"/>
+        <w:ind w:left="567" w:hanging="283"/>
+        <w:contextualSpacing w:val="0"/>
+        <w:rPr>
+          <w:rFonts w:ascii="Times New Roman" w:hAnsi="Times New Roman"/>
+          <w:bCs/>
+          <w:szCs w:val="24"/>
+          <w:lang w:val="nl-NL"/>
+        </w:rPr>
+      </w:pPr>
+      <w:r>
+        <w:rPr>
+          <w:rFonts w:ascii="Times New Roman" w:hAnsi="Times New Roman"/>
+          <w:bCs/>
+          <w:szCs w:val="24"/>
+          <w:lang w:val="nl-NL"/>
+        </w:rPr>
+        <w:t>Cung cấp dữ liệu cá nhân cần thiết cho khách hàng, đối tác của Công ty để phục vụ đánh giá tuân thủ, kiểm toán, trách nhiệm xã hội (CSR) hoặc các yêu cầu hợp pháp liên quan đến quan hệ lao động;</w:t>
+      </w:r>
+    </w:p>
+    <w:p>
+      <w:pPr>
+        <w:pStyle w:val="ListParagraph"/>
+        <w:numPr>
+          <w:ilvl w:val="0"/>
+          <w:numId w:val="8"/>
+        </w:numPr>
+        <w:snapToGrid w:val="0"/>
+        <w:spacing w:after="0" w:line="288" w:lineRule="auto"/>
+        <w:ind w:left="567" w:hanging="283"/>
+        <w:contextualSpacing w:val="0"/>
+        <w:rPr>
+          <w:rFonts w:ascii="Times New Roman" w:hAnsi="Times New Roman"/>
+          <w:bCs/>
+          <w:szCs w:val="24"/>
+          <w:lang w:val="nl-NL"/>
+        </w:rPr>
+      </w:pPr>
+      <w:r>
+        <w:rPr>
+          <w:rFonts w:ascii="Times New Roman" w:hAnsi="Times New Roman"/>
+          <w:bCs/>
+          <w:szCs w:val="24"/>
+          <w:lang w:val="nl-NL"/>
+        </w:rPr>
+        <w:t>Cung cấp cho cơ quan nhà nước có thẩm quyền khi có yêu cầu hợp pháp.</w:t>
+      </w:r>
+    </w:p>
+    <w:p>
+      <w:pPr>
+        <w:pStyle w:val="ListParagraph"/>
+        <w:numPr>
+          <w:ilvl w:val="1"/>
+          <w:numId w:val="9"/>
+        </w:numPr>
+        <w:snapToGrid w:val="0"/>
+        <w:spacing w:after="0" w:line="288" w:lineRule="auto"/>
+        <w:ind w:left="426" w:hanging="426"/>
+        <w:contextualSpacing w:val="0"/>
+        <w:rPr>
+          <w:rFonts w:ascii="Times New Roman" w:hAnsi="Times New Roman"/>
+          <w:bCs/>
+          <w:szCs w:val="24"/>
+          <w:lang w:val="nl-NL"/>
+        </w:rPr>
+      </w:pPr>
+      <w:r>
+        <w:rPr>
+          <w:rFonts w:ascii="Times New Roman" w:hAnsi="Times New Roman"/>
+          <w:bCs/>
+          <w:szCs w:val="24"/>
+          <w:lang w:val="nl-NL"/>
+        </w:rPr>
+        <w:lastRenderedPageBreak/>
+        <w:t>Thời hạn lưu trữ dữ liệu cá nhân được thực hiện theo quy định của pháp luật hoặc theo thời hiệu gắn với mục đích xử lý dữ liệu nêu tại Khoản 6.2 Điều này.</w:t>
+      </w:r>
+    </w:p>
+    <w:p>
+      <w:pPr>
+        <w:pStyle w:val="ListParagraph"/>
+        <w:numPr>
+          <w:ilvl w:val="1"/>
+          <w:numId w:val="9"/>
+        </w:numPr>
+        <w:snapToGrid w:val="0"/>
+        <w:spacing w:after="0" w:line="288" w:lineRule="auto"/>
+        <w:ind w:left="426" w:hanging="426"/>
+        <w:contextualSpacing w:val="0"/>
+        <w:rPr>
+          <w:rFonts w:ascii="Times New Roman" w:hAnsi="Times New Roman"/>
+          <w:bCs/>
+          <w:szCs w:val="24"/>
+          <w:lang w:val="nl-NL"/>
+        </w:rPr>
+      </w:pPr>
+      <w:r>
+        <w:rPr>
+          <w:rFonts w:ascii="Times New Roman" w:hAnsi="Times New Roman"/>
+          <w:bCs/>
+          <w:szCs w:val="24"/>
+          <w:lang w:val="nl-NL"/>
+        </w:rPr>
+        <w:t>Công ty cam kết bảo mật dữ liệu cá nhân của Người lao động, chỉ cung cấp trong phạm vi cần thiết, đúng mục đích, có căn cứ pháp luật; áp dụng các biện pháp quản lý và kỹ thuật để bảo vệ dữ liệu.</w:t>
+      </w:r>
+    </w:p>
+    <w:p>
+      <w:pPr>
+        <w:snapToGrid w:val="0"/>
+        <w:spacing w:after="0" w:line="288" w:lineRule="auto"/>
+        <w:ind w:left="0" w:firstLine="0"/>
+        <w:rPr>
+          <w:rFonts w:ascii="Times New Roman" w:hAnsi="Times New Roman"/>
+          <w:b/>
+          <w:szCs w:val="24"/>
+          <w:lang w:val="nl-NL"/>
+        </w:rPr>
+      </w:pPr>
+      <w:r>
+        <w:rPr>
+          <w:rFonts w:ascii="Times New Roman" w:hAnsi="Times New Roman"/>
+          <w:b/>
+          <w:szCs w:val="24"/>
+          <w:u w:val="single"/>
+        </w:rPr>
+        <w:t xml:space="preserve">ĐIỀU </w:t>
+      </w:r>
+      <w:r>
+        <w:rPr>
+          <w:rFonts w:ascii="Times New Roman" w:hAnsi="Times New Roman"/>
+          <w:b/>
+          <w:szCs w:val="24"/>
+          <w:u w:val="single"/>
+          <w:lang w:val="nl-NL"/>
+        </w:rPr>
+        <w:t>7</w:t>
+      </w:r>
+      <w:r>
+        <w:rPr>
+          <w:rFonts w:ascii="Times New Roman" w:hAnsi="Times New Roman"/>
+          <w:b/>
+          <w:szCs w:val="24"/>
+          <w:u w:val="single"/>
+        </w:rPr>
+        <w:t>:</w:t>
+      </w:r>
+      <w:r>
+        <w:rPr>
+          <w:rFonts w:ascii="Times New Roman" w:hAnsi="Times New Roman"/>
+          <w:b/>
+          <w:szCs w:val="24"/>
+        </w:rPr>
+        <w:t xml:space="preserve"> THỎA THUẬN KHÁC</w:t>
+      </w:r>
+    </w:p>
+    <w:p>
+      <w:pPr>
+        <w:pStyle w:val="ListParagraph"/>
+        <w:numPr>
+          <w:ilvl w:val="0"/>
+          <w:numId w:val="8"/>
+        </w:numPr>
+        <w:snapToGrid w:val="0"/>
+        <w:spacing w:after="0" w:line="288" w:lineRule="auto"/>
+        <w:ind w:left="567" w:hanging="283"/>
+        <w:contextualSpacing w:val="0"/>
+        <w:rPr>
+          <w:rFonts w:ascii="Times New Roman" w:hAnsi="Times New Roman"/>
+          <w:b/>
+          <w:szCs w:val="24"/>
+        </w:rPr>
+      </w:pPr>
+      <w:r>
+        <w:rPr>
+          <w:rFonts w:ascii="Times New Roman" w:hAnsi="Times New Roman"/>
+          <w:szCs w:val="24"/>
+        </w:rPr>
+        <w:t>Những vấn đề về lao động không ghi trong hợp đồng này thì áp dụng theo quy định của Nội</w:t>
+      </w:r>
+    </w:p>
+    <w:p>
+      <w:pPr>
+        <w:snapToGrid w:val="0"/>
+        <w:spacing w:after="0" w:line="288" w:lineRule="auto"/>
+        <w:rPr>
+          <w:rFonts w:ascii="Times New Roman" w:hAnsi="Times New Roman"/>
+          <w:szCs w:val="24"/>
+        </w:rPr>
+      </w:pPr>
+      <w:r>
+        <w:rPr>
+          <w:rFonts w:ascii="Times New Roman" w:hAnsi="Times New Roman"/>
+          <w:szCs w:val="24"/>
+        </w:rPr>
+        <w:t xml:space="preserve">   quy công ty, Thoả ước lao động tập thể hoặc quy định của pháp luật có liên quan.</w:t>
+      </w:r>
+    </w:p>
+    <w:p>
+      <w:pPr>
         <w:ind w:left="360" w:firstLine="0"/>
       </w:pPr>
       <w:r>
         <w:rPr>
           <w:rFonts w:ascii="Times New Roman" w:hAnsi="Times New Roman"/>
-        </w:rPr>
-        <w:lastRenderedPageBreak/>
-        <w:t xml:space="preserve">   (01) bản. Trong trường hợp có bất kỳ sửa đổi, bổ sung thì hai bên sẽ ký kết phụ lục hợp đồng.</w:t>
+          <w:szCs w:val="24"/>
+        </w:rPr>
+        <w:t>H</w:t>
+      </w:r>
+      <w:r>
+        <w:rPr>
+          <w:rFonts w:ascii="Times New Roman" w:hAnsi="Times New Roman" w:cs="Calibri"/>
+          <w:szCs w:val="24"/>
+        </w:rPr>
+        <w:t>ợ</w:t>
+      </w:r>
+      <w:r>
+        <w:rPr>
+          <w:rFonts w:ascii="Times New Roman" w:hAnsi="Times New Roman"/>
+          <w:szCs w:val="24"/>
+        </w:rPr>
+        <w:t xml:space="preserve">p </w:t>
+      </w:r>
+      <w:r>
+        <w:rPr>
+          <w:rFonts w:ascii="Times New Roman" w:hAnsi="Times New Roman" w:cs="Calibri"/>
+          <w:szCs w:val="24"/>
+        </w:rPr>
+        <w:t>đồ</w:t>
+      </w:r>
+      <w:r>
+        <w:rPr>
+          <w:rFonts w:ascii="Times New Roman" w:hAnsi="Times New Roman"/>
+          <w:szCs w:val="24"/>
+        </w:rPr>
+        <w:t>ng th</w:t>
+      </w:r>
+      <w:r>
+        <w:rPr>
+          <w:rFonts w:ascii="Times New Roman" w:hAnsi="Times New Roman" w:cs="Calibri"/>
+          <w:szCs w:val="24"/>
+        </w:rPr>
+        <w:t>ử</w:t>
+      </w:r>
+      <w:r>
+        <w:rPr>
+          <w:rFonts w:ascii="Times New Roman" w:hAnsi="Times New Roman"/>
+          <w:szCs w:val="24"/>
+        </w:rPr>
+        <w:t xml:space="preserve"> vi</w:t>
+      </w:r>
+      <w:r>
+        <w:rPr>
+          <w:rFonts w:ascii="Times New Roman" w:hAnsi="Times New Roman" w:cs="Calibri"/>
+          <w:szCs w:val="24"/>
+        </w:rPr>
+        <w:t>ệ</w:t>
+      </w:r>
+      <w:r>
+        <w:rPr>
+          <w:rFonts w:ascii="Times New Roman" w:hAnsi="Times New Roman"/>
+          <w:szCs w:val="24"/>
+        </w:rPr>
+        <w:t>c n</w:t>
+      </w:r>
+      <w:r>
+        <w:rPr>
+          <w:rFonts w:ascii="Times New Roman" w:hAnsi="Times New Roman" w:cs="Calibri"/>
+          <w:szCs w:val="24"/>
+        </w:rPr>
+        <w:t>à</w:t>
+      </w:r>
+      <w:r>
+        <w:rPr>
+          <w:rFonts w:ascii="Times New Roman" w:hAnsi="Times New Roman"/>
+          <w:szCs w:val="24"/>
+        </w:rPr>
+        <w:t xml:space="preserve">y </w:t>
+      </w:r>
+      <w:r>
+        <w:rPr>
+          <w:rFonts w:ascii="Times New Roman" w:hAnsi="Times New Roman" w:cs="Calibri"/>
+          <w:szCs w:val="24"/>
+        </w:rPr>
+        <w:t>đượ</w:t>
+      </w:r>
+      <w:r>
+        <w:rPr>
+          <w:rFonts w:ascii="Times New Roman" w:hAnsi="Times New Roman"/>
+          <w:szCs w:val="24"/>
+        </w:rPr>
+        <w:t>c l</w:t>
+      </w:r>
+      <w:r>
+        <w:rPr>
+          <w:rFonts w:ascii="Times New Roman" w:hAnsi="Times New Roman" w:cs="Calibri"/>
+          <w:szCs w:val="24"/>
+        </w:rPr>
+        <w:t>à</w:t>
+      </w:r>
+      <w:r>
+        <w:rPr>
+          <w:rFonts w:ascii="Times New Roman" w:hAnsi="Times New Roman"/>
+          <w:szCs w:val="24"/>
+        </w:rPr>
+        <w:t>m th</w:t>
+      </w:r>
+      <w:r>
+        <w:rPr>
+          <w:rFonts w:ascii="Times New Roman" w:hAnsi="Times New Roman" w:cs="Calibri"/>
+          <w:szCs w:val="24"/>
+        </w:rPr>
+        <w:t>à</w:t>
+      </w:r>
+      <w:r>
+        <w:rPr>
+          <w:rFonts w:ascii="Times New Roman" w:hAnsi="Times New Roman"/>
+          <w:szCs w:val="24"/>
+        </w:rPr>
+        <w:t>nh hai (02) b</w:t>
+      </w:r>
+      <w:r>
+        <w:rPr>
+          <w:rFonts w:ascii="Times New Roman" w:hAnsi="Times New Roman" w:cs="Calibri"/>
+          <w:szCs w:val="24"/>
+        </w:rPr>
+        <w:t>ả</w:t>
+      </w:r>
+      <w:r>
+        <w:rPr>
+          <w:rFonts w:ascii="Times New Roman" w:hAnsi="Times New Roman"/>
+          <w:szCs w:val="24"/>
+        </w:rPr>
+        <w:t>n c</w:t>
+      </w:r>
+      <w:r>
+        <w:rPr>
+          <w:rFonts w:ascii="Times New Roman" w:hAnsi="Times New Roman" w:cs=".VnTime"/>
+          <w:szCs w:val="24"/>
+        </w:rPr>
+        <w:t>ó</w:t>
+      </w:r>
+      <w:r>
+        <w:rPr>
+          <w:rFonts w:ascii="Times New Roman" w:hAnsi="Times New Roman"/>
+          <w:szCs w:val="24"/>
+        </w:rPr>
+        <w:t xml:space="preserve"> gi</w:t>
+      </w:r>
+      <w:r>
+        <w:rPr>
+          <w:rFonts w:ascii="Times New Roman" w:hAnsi="Times New Roman" w:cs=".VnTime"/>
+          <w:szCs w:val="24"/>
+        </w:rPr>
+        <w:t>á</w:t>
+      </w:r>
+      <w:r>
+        <w:rPr>
+          <w:rFonts w:ascii="Times New Roman" w:hAnsi="Times New Roman"/>
+          <w:szCs w:val="24"/>
+        </w:rPr>
+        <w:t xml:space="preserve"> tr</w:t>
+      </w:r>
+      <w:r>
+        <w:rPr>
+          <w:rFonts w:ascii="Times New Roman" w:hAnsi="Times New Roman" w:cs="Calibri"/>
+          <w:szCs w:val="24"/>
+        </w:rPr>
+        <w:t>ị</w:t>
+      </w:r>
+      <w:r>
+        <w:rPr>
+          <w:rFonts w:ascii="Times New Roman" w:hAnsi="Times New Roman"/>
+          <w:szCs w:val="24"/>
+        </w:rPr>
+        <w:t xml:space="preserve"> </w:t>
+      </w:r>
+      <w:r>
+        <w:rPr>
+          <w:rFonts w:ascii="Times New Roman" w:hAnsi="Times New Roman"/>
+          <w:szCs w:val="24"/>
+        </w:rPr>
+        <w:t>nh</w:t>
+      </w:r>
+      <w:r>
+        <w:rPr>
+          <w:rFonts w:ascii="Times New Roman" w:hAnsi="Times New Roman"/>
+          <w:szCs w:val="24"/>
+          <w:lang w:val="en-US"/>
+        </w:rPr>
+        <w:t>ư</w:t>
+      </w:r>
+      <w:r>
+        <w:rPr>
+          <w:rFonts w:ascii="Times New Roman" w:hAnsi="Times New Roman"/>
+          <w:szCs w:val="24"/>
+        </w:rPr>
+        <w:t xml:space="preserve"> nhau, m</w:t>
+      </w:r>
+      <w:r>
+        <w:rPr>
+          <w:rFonts w:ascii="Times New Roman" w:hAnsi="Times New Roman" w:cs="Calibri"/>
+          <w:szCs w:val="24"/>
+        </w:rPr>
+        <w:t>ỗ</w:t>
+      </w:r>
+      <w:r>
+        <w:rPr>
+          <w:rFonts w:ascii="Times New Roman" w:hAnsi="Times New Roman"/>
+          <w:szCs w:val="24"/>
+        </w:rPr>
+        <w:t>i b</w:t>
+      </w:r>
+      <w:r>
+        <w:rPr>
+          <w:rFonts w:ascii="Times New Roman" w:hAnsi="Times New Roman" w:cs=".VnTime"/>
+          <w:szCs w:val="24"/>
+        </w:rPr>
+        <w:t>ê</w:t>
+      </w:r>
+      <w:r>
+        <w:rPr>
+          <w:rFonts w:ascii="Times New Roman" w:hAnsi="Times New Roman"/>
+          <w:szCs w:val="24"/>
+        </w:rPr>
+        <w:t>n gi</w:t>
+      </w:r>
+      <w:r>
+        <w:rPr>
+          <w:rFonts w:ascii="Times New Roman" w:hAnsi="Times New Roman" w:cs="Calibri"/>
+          <w:szCs w:val="24"/>
+        </w:rPr>
+        <w:t>ữ</w:t>
+      </w:r>
+      <w:r>
+        <w:rPr>
+          <w:rFonts w:ascii="Times New Roman" w:hAnsi="Times New Roman"/>
+          <w:szCs w:val="24"/>
+        </w:rPr>
+        <w:t xml:space="preserve"> m</w:t>
+      </w:r>
+      <w:r>
+        <w:rPr>
+          <w:rFonts w:ascii="Times New Roman" w:hAnsi="Times New Roman" w:cs="Calibri"/>
+          <w:szCs w:val="24"/>
+        </w:rPr>
+        <w:t>ộ</w:t>
+      </w:r>
+      <w:r>
+        <w:rPr>
+          <w:rFonts w:ascii="Times New Roman" w:hAnsi="Times New Roman"/>
+          <w:szCs w:val="24"/>
+        </w:rPr>
+        <w:t xml:space="preserve">t </w:t>
+      </w:r>
+      <w:r>
+        <w:rPr>
+          <w:rFonts w:ascii="Times New Roman" w:hAnsi="Times New Roman"/>
+          <w:szCs w:val="24"/>
+        </w:rPr>
+        <w:t>(01) bản. Trong trường hợp có bất kỳ sửa đổi, bổ sung thì hai bên sẽ ký kết phụ lục hợp đồng.</w:t>
       </w:r>
       <w:r>
         <w:tab/>
@@ -6064,7 +6252,7 @@
           <w:footerReference w:type="even" r:id="rId8"/>
           <w:footerReference w:type="default" r:id="rId9"/>
           <w:pgSz w:w="11909" w:h="16834" w:code="9"/>
-          <w:pgMar w:top="630" w:right="1289" w:bottom="810" w:left="1134" w:header="720" w:footer="40" w:gutter="0"/>
+          <w:pgMar w:top="720" w:right="720" w:bottom="720" w:left="720" w:header="720" w:footer="40" w:gutter="0"/>
           <w:pgNumType w:start="1"/>
           <w:cols w:space="720"/>
           <w:docGrid w:linePitch="360"/>
@@ -6923,7 +7111,234 @@
       </w:rPr>
     </w:lvl>
   </w:abstractNum>
-  <w:abstractNum w:abstractNumId="6" w15:restartNumberingAfterBreak="1">
+  <w:abstractNum w:abstractNumId="6" w15:restartNumberingAfterBreak="0">
+    <w:nsid w:val="5DD7389A"/>
+    <w:multiLevelType w:val="multilevel"/>
+    <w:tmpl w:val="52E216FC"/>
+    <w:lvl w:ilvl="0">
+      <w:start w:val="6"/>
+      <w:numFmt w:val="decimal"/>
+      <w:lvlText w:val="%1."/>
+      <w:lvlJc w:val="left"/>
+      <w:pPr>
+        <w:ind w:left="360" w:hanging="360"/>
+      </w:pPr>
+      <w:rPr>
+        <w:rFonts w:hint="default"/>
+      </w:rPr>
+    </w:lvl>
+    <w:lvl w:ilvl="1">
+      <w:start w:val="1"/>
+      <w:numFmt w:val="decimal"/>
+      <w:lvlText w:val="%1.%2."/>
+      <w:lvlJc w:val="left"/>
+      <w:pPr>
+        <w:ind w:left="720" w:hanging="360"/>
+      </w:pPr>
+      <w:rPr>
+        <w:rFonts w:hint="default"/>
+      </w:rPr>
+    </w:lvl>
+    <w:lvl w:ilvl="2">
+      <w:start w:val="1"/>
+      <w:numFmt w:val="decimal"/>
+      <w:lvlText w:val="%1.%2.%3."/>
+      <w:lvlJc w:val="left"/>
+      <w:pPr>
+        <w:ind w:left="1440" w:hanging="720"/>
+      </w:pPr>
+      <w:rPr>
+        <w:rFonts w:hint="default"/>
+      </w:rPr>
+    </w:lvl>
+    <w:lvl w:ilvl="3">
+      <w:start w:val="1"/>
+      <w:numFmt w:val="decimal"/>
+      <w:lvlText w:val="%1.%2.%3.%4."/>
+      <w:lvlJc w:val="left"/>
+      <w:pPr>
+        <w:ind w:left="1800" w:hanging="720"/>
+      </w:pPr>
+      <w:rPr>
+        <w:rFonts w:hint="default"/>
+      </w:rPr>
+    </w:lvl>
+    <w:lvl w:ilvl="4">
+      <w:start w:val="1"/>
+      <w:numFmt w:val="decimal"/>
+      <w:lvlText w:val="%1.%2.%3.%4.%5."/>
+      <w:lvlJc w:val="left"/>
+      <w:pPr>
+        <w:ind w:left="2520" w:hanging="1080"/>
+      </w:pPr>
+      <w:rPr>
+        <w:rFonts w:hint="default"/>
+      </w:rPr>
+    </w:lvl>
+    <w:lvl w:ilvl="5">
+      <w:start w:val="1"/>
+      <w:numFmt w:val="decimal"/>
+      <w:lvlText w:val="%1.%2.%3.%4.%5.%6."/>
+      <w:lvlJc w:val="left"/>
+      <w:pPr>
+        <w:ind w:left="2880" w:hanging="1080"/>
+      </w:pPr>
+      <w:rPr>
+        <w:rFonts w:hint="default"/>
+      </w:rPr>
+    </w:lvl>
+    <w:lvl w:ilvl="6">
+      <w:start w:val="1"/>
+      <w:numFmt w:val="decimal"/>
+      <w:lvlText w:val="%1.%2.%3.%4.%5.%6.%7."/>
+      <w:lvlJc w:val="left"/>
+      <w:pPr>
+        <w:ind w:left="3600" w:hanging="1440"/>
+      </w:pPr>
+      <w:rPr>
+        <w:rFonts w:hint="default"/>
+      </w:rPr>
+    </w:lvl>
+    <w:lvl w:ilvl="7">
+      <w:start w:val="1"/>
+      <w:numFmt w:val="decimal"/>
+      <w:lvlText w:val="%1.%2.%3.%4.%5.%6.%7.%8."/>
+      <w:lvlJc w:val="left"/>
+      <w:pPr>
+        <w:ind w:left="3960" w:hanging="1440"/>
+      </w:pPr>
+      <w:rPr>
+        <w:rFonts w:hint="default"/>
+      </w:rPr>
+    </w:lvl>
+    <w:lvl w:ilvl="8">
+      <w:start w:val="1"/>
+      <w:numFmt w:val="decimal"/>
+      <w:lvlText w:val="%1.%2.%3.%4.%5.%6.%7.%8.%9."/>
+      <w:lvlJc w:val="left"/>
+      <w:pPr>
+        <w:ind w:left="4680" w:hanging="1800"/>
+      </w:pPr>
+      <w:rPr>
+        <w:rFonts w:hint="default"/>
+      </w:rPr>
+    </w:lvl>
+  </w:abstractNum>
+  <w:abstractNum w:abstractNumId="7" w15:restartNumberingAfterBreak="0">
+    <w:nsid w:val="68251811"/>
+    <w:multiLevelType w:val="hybridMultilevel"/>
+    <w:tmpl w:val="F5F20764"/>
+    <w:lvl w:ilvl="0" w:tplc="3A3C8CB0">
+      <w:start w:val="2"/>
+      <w:numFmt w:val="bullet"/>
+      <w:lvlText w:val="-"/>
+      <w:lvlJc w:val="left"/>
+      <w:pPr>
+        <w:ind w:left="1080" w:hanging="360"/>
+      </w:pPr>
+      <w:rPr>
+        <w:rFonts w:ascii="Times New Roman" w:eastAsia="Times New Roman" w:hAnsi="Times New Roman" w:cs="Times New Roman" w:hint="default"/>
+        <w:b/>
+      </w:rPr>
+    </w:lvl>
+    <w:lvl w:ilvl="1" w:tplc="04090003" w:tentative="1">
+      <w:start w:val="1"/>
+      <w:numFmt w:val="bullet"/>
+      <w:lvlText w:val="o"/>
+      <w:lvlJc w:val="left"/>
+      <w:pPr>
+        <w:ind w:left="1800" w:hanging="360"/>
+      </w:pPr>
+      <w:rPr>
+        <w:rFonts w:ascii="Courier New" w:hAnsi="Courier New" w:cs="Courier New" w:hint="default"/>
+      </w:rPr>
+    </w:lvl>
+    <w:lvl w:ilvl="2" w:tplc="04090005" w:tentative="1">
+      <w:start w:val="1"/>
+      <w:numFmt w:val="bullet"/>
+      <w:lvlText w:val=""/>
+      <w:lvlJc w:val="left"/>
+      <w:pPr>
+        <w:ind w:left="2520" w:hanging="360"/>
+      </w:pPr>
+      <w:rPr>
+        <w:rFonts w:ascii="Wingdings" w:hAnsi="Wingdings" w:hint="default"/>
+      </w:rPr>
+    </w:lvl>
+    <w:lvl w:ilvl="3" w:tplc="04090001" w:tentative="1">
+      <w:start w:val="1"/>
+      <w:numFmt w:val="bullet"/>
+      <w:lvlText w:val=""/>
+      <w:lvlJc w:val="left"/>
+      <w:pPr>
+        <w:ind w:left="3240" w:hanging="360"/>
+      </w:pPr>
+      <w:rPr>
+        <w:rFonts w:ascii="Symbol" w:hAnsi="Symbol" w:hint="default"/>
+      </w:rPr>
+    </w:lvl>
+    <w:lvl w:ilvl="4" w:tplc="04090003" w:tentative="1">
+      <w:start w:val="1"/>
+      <w:numFmt w:val="bullet"/>
+      <w:lvlText w:val="o"/>
+      <w:lvlJc w:val="left"/>
+      <w:pPr>
+        <w:ind w:left="3960" w:hanging="360"/>
+      </w:pPr>
+      <w:rPr>
+        <w:rFonts w:ascii="Courier New" w:hAnsi="Courier New" w:cs="Courier New" w:hint="default"/>
+      </w:rPr>
+    </w:lvl>
+    <w:lvl w:ilvl="5" w:tplc="04090005" w:tentative="1">
+      <w:start w:val="1"/>
+      <w:numFmt w:val="bullet"/>
+      <w:lvlText w:val=""/>
+      <w:lvlJc w:val="left"/>
+      <w:pPr>
+        <w:ind w:left="4680" w:hanging="360"/>
+      </w:pPr>
+      <w:rPr>
+        <w:rFonts w:ascii="Wingdings" w:hAnsi="Wingdings" w:hint="default"/>
+      </w:rPr>
+    </w:lvl>
+    <w:lvl w:ilvl="6" w:tplc="04090001" w:tentative="1">
+      <w:start w:val="1"/>
+      <w:numFmt w:val="bullet"/>
+      <w:lvlText w:val=""/>
+      <w:lvlJc w:val="left"/>
+      <w:pPr>
+        <w:ind w:left="5400" w:hanging="360"/>
+      </w:pPr>
+      <w:rPr>
+        <w:rFonts w:ascii="Symbol" w:hAnsi="Symbol" w:hint="default"/>
+      </w:rPr>
+    </w:lvl>
+    <w:lvl w:ilvl="7" w:tplc="04090003" w:tentative="1">
+      <w:start w:val="1"/>
+      <w:numFmt w:val="bullet"/>
+      <w:lvlText w:val="o"/>
+      <w:lvlJc w:val="left"/>
+      <w:pPr>
+        <w:ind w:left="6120" w:hanging="360"/>
+      </w:pPr>
+      <w:rPr>
+        <w:rFonts w:ascii="Courier New" w:hAnsi="Courier New" w:cs="Courier New" w:hint="default"/>
+      </w:rPr>
+    </w:lvl>
+    <w:lvl w:ilvl="8" w:tplc="04090005" w:tentative="1">
+      <w:start w:val="1"/>
+      <w:numFmt w:val="bullet"/>
+      <w:lvlText w:val=""/>
+      <w:lvlJc w:val="left"/>
+      <w:pPr>
+        <w:ind w:left="6840" w:hanging="360"/>
+      </w:pPr>
+      <w:rPr>
+        <w:rFonts w:ascii="Wingdings" w:hAnsi="Wingdings" w:hint="default"/>
+      </w:rPr>
+    </w:lvl>
+  </w:abstractNum>
+  <w:abstractNum w:abstractNumId="8" w15:restartNumberingAfterBreak="1">
     <w:nsid w:val="6C537C1B"/>
     <w:multiLevelType w:val="hybridMultilevel"/>
     <w:tmpl w:val="1AF8EE5A"/>
@@ -7022,7 +7437,7 @@
     <w:abstractNumId w:val="2"/>
   </w:num>
   <w:num w:numId="4" w16cid:durableId="1093739505">
-    <w:abstractNumId w:val="6"/>
+    <w:abstractNumId w:val="8"/>
   </w:num>
   <w:num w:numId="5" w16cid:durableId="788162051">
     <w:abstractNumId w:val="3"/>
@@ -7032,6 +7447,12 @@
   </w:num>
   <w:num w:numId="7" w16cid:durableId="739670358">
     <w:abstractNumId w:val="5"/>
+  </w:num>
+  <w:num w:numId="8" w16cid:durableId="1908413860">
+    <w:abstractNumId w:val="7"/>
+  </w:num>
+  <w:num w:numId="9" w16cid:durableId="579171615">
+    <w:abstractNumId w:val="6"/>
   </w:num>
 </w:numbering>
 </file>
@@ -7089,6 +7510,12 @@
   <wne:recipientData>
     <wne:active wne:val="1"/>
     <wne:hash wne:val="1707048493"/>
+  </wne:recipientData>
+  <wne:recipientData>
+    <wne:active wne:val="1"/>
+  </wne:recipientData>
+  <wne:recipientData>
+    <wne:active wne:val="1"/>
   </wne:recipientData>
   <wne:recipientData>
     <wne:active wne:val="1"/>
